--- a/HOSONHCS/BIA.docx
+++ b/HOSONHCS/BIA.docx
@@ -979,7 +979,19 @@
         <w:rPr>
           <w:rFonts w:ascii="Times New Roman" w:hAnsi="Times New Roman"/>
         </w:rPr>
-        <w:t xml:space="preserve"> Giới tính:</w:t>
+        <w:t xml:space="preserve"> </w:t>
+      </w:r>
+      <w:r>
+        <w:rPr>
+          <w:rFonts w:ascii="Times New Roman" w:hAnsi="Times New Roman"/>
+        </w:rPr>
+        <w:t xml:space="preserve">       </w:t>
+      </w:r>
+      <w:r>
+        <w:rPr>
+          <w:rFonts w:ascii="Times New Roman" w:hAnsi="Times New Roman"/>
+        </w:rPr>
+        <w:t>Giới tính:</w:t>
       </w:r>
       <w:r>
         <w:rPr>
@@ -1184,15 +1196,14 @@
       <w:r>
         <w:rPr>
           <w:rFonts w:ascii="Times New Roman" w:hAnsi="Times New Roman"/>
-          <w:spacing w:val="-12"/>
-        </w:rPr>
-        <w:t xml:space="preserve">Thôn: </w:t>
-      </w:r>
-      <w:r>
-        <w:rPr>
-          <w:rFonts w:ascii="Times New Roman" w:hAnsi="Times New Roman"/>
-        </w:rPr>
-        <w:t>{{thon}}, xã: {{xa}}, tỉnh: Tuyên Quang</w:t>
+        </w:rPr>
+        <w:t xml:space="preserve">{{thon}}, {{xa}}, </w:t>
+      </w:r>
+      <w:r>
+        <w:rPr>
+          <w:rFonts w:ascii="Times New Roman" w:hAnsi="Times New Roman"/>
+        </w:rPr>
+        <w:t>{{tinh}}</w:t>
       </w:r>
     </w:p>
     <w:p>
